--- a/testakten/handelsvertreterrecht-provisionsausgleich-nordstern-medtech/19-fristen-und-verjaehrung.docx
+++ b/testakten/handelsvertreterrecht-provisionsausgleich-nordstern-medtech/19-fristen-und-verjaehrung.docx
@@ -29,7 +29,7 @@
         <w:jc w:val="left"/>
       </w:pPr>
       <w:r>
-        <w:t>Die Akte hat mehrere parallele Fristen, die nicht gegeneinander ausgespielt werden dürfen. Wir behandeln sie nach Eskalationsgrad: zuerst die ungeschriebenen Eil-Fristen (Buchauszug, Stornoreserve), dann die gesetzlichen Geltendmachungsfristen (§ 89b HGB), dann Verjährung.</w:t>
+        <w:t>Die Akte hat mehrere parallele Fristen, die nicht gegeneinander ausgespielt werden dürfen. Wir behandeln sie nach Eskalationsgrad: zuerst die ungeschriebenen Eil-Fristen (Buchauszug, Stornoreserve), dann die gesetzlichen Geltendmachungsfristen (Paragraf  89b HGB), dann Verjährung.</w:t>
       </w:r>
     </w:p>
     <w:p>
@@ -48,25 +48,7 @@
         <w:pStyle w:val="ListBullet"/>
       </w:pPr>
       <w:r>
-        <w:t xml:space="preserve">Kündigungsschreiben datiert auf </w:t>
-      </w:r>
-      <w:r>
-        <w:rPr>
-          <w:b/>
-        </w:rPr>
-        <w:t>15.04.2026</w:t>
-      </w:r>
-      <w:r>
-        <w:t xml:space="preserve">, Zugang bei der Handelsvertreteragentur dokumentiert für </w:t>
-      </w:r>
-      <w:r>
-        <w:rPr>
-          <w:b/>
-        </w:rPr>
-        <w:t>18.04.2026</w:t>
-      </w:r>
-      <w:r>
-        <w:t xml:space="preserve"> per Einschreiben mit Rückschein (siehe Aktenstück 07).</w:t>
+        <w:t>Kündigungserklärung datiert vom 22.05.2026; Eingang im E-Mail-Postfach der Altfeld Vertrieb GmbH am selben Tag um 12:15 Uhr (siehe Aktenstück 07).</w:t>
       </w:r>
     </w:p>
     <w:p>
@@ -74,7 +56,7 @@
         <w:pStyle w:val="ListBullet"/>
       </w:pPr>
       <w:r>
-        <w:t>Vertraglich vereinbarte Kündigungsfrist: sechs Monate zum Quartalsende (siehe § 12 des Handelsvertretervertrages, Aktenstück 04).</w:t>
+        <w:t>Vertraglich vereinbarte Kündigungsfrist: sechs Monate zum Quartalsende (siehe Paragraf  12 des Handelsvertretervertrages, Aktenstück 04).</w:t>
       </w:r>
     </w:p>
     <w:p>
@@ -82,34 +64,7 @@
         <w:pStyle w:val="ListBullet"/>
       </w:pPr>
       <w:r>
-        <w:t xml:space="preserve">Daraus folgt: Vertragsende </w:t>
-      </w:r>
-      <w:r>
-        <w:rPr>
-          <w:b/>
-        </w:rPr>
-        <w:t>31.12.2026</w:t>
-      </w:r>
-      <w:r>
-        <w:t xml:space="preserve">, nicht — wie von der Nordstern MedTech GmbH zunächst behauptet — </w:t>
-      </w:r>
-      <w:r>
-        <w:rPr>
-          <w:b/>
-        </w:rPr>
-        <w:t>30.06.2026</w:t>
-      </w:r>
-      <w:r>
-        <w:t xml:space="preserve">. Bitte vor Erhebung einer Leistungsklage </w:t>
-      </w:r>
-      <w:r>
-        <w:rPr>
-          <w:b/>
-        </w:rPr>
-        <w:t>Zugangsdatum verifizieren</w:t>
-      </w:r>
-      <w:r>
-        <w:t>: Rückschein im Original anfordern, gleichzeitig Eingangsstempel der Agentur prüfen (manche Postfächer werden tageweise nachbearbeitet).</w:t>
+        <w:t>Daraus folgt: Vertragsende 31.12.2026, nicht — wie von der Nordstern MedTech GmbH zunächst behauptet — 30.06.2026. Vor einer abschließenden Fristenberechnung sind vollständige E-Mail, Absenderberechtigung, Headerdaten und ein etwaiger zusätzlicher Postzugang zu sichern.</w:t>
       </w:r>
     </w:p>
     <w:p>
@@ -117,7 +72,7 @@
         <w:pStyle w:val="ListBullet"/>
       </w:pPr>
       <w:r>
-        <w:t>Gesetzliche Mindestkündigungsfrist nach § 89 Abs. 1 Satz 1 HGB beträgt bei einem Vertragsverhältnis von über fünf Jahren mindestens sechs Monate zum Quartalsende — vertraglich also nicht unterschritten.</w:t>
+        <w:t>Gesetzliche Mindestkündigungsfrist nach Paragraf  89 Abs. 1 Satz 1 HGB beträgt bei einem Vertragsverhältnis von über fünf Jahren mindestens sechs Monate zum Quartalsende — vertraglich also nicht unterschritten.</w:t>
       </w:r>
     </w:p>
     <w:p>
@@ -125,10 +80,7 @@
         <w:pStyle w:val="Heading3"/>
       </w:pPr>
       <w:r>
-        <w:rPr>
-          <w:rFonts w:ascii="Times New Roman" w:hAnsi="Times New Roman"/>
-        </w:rPr>
-        <w:t>2. Ausgleichsanspruch § 89b HGB</w:t>
+        <w:t>2. Ausgleichsanspruch Paragraf  89b HGB</w:t>
       </w:r>
     </w:p>
     <w:p>
@@ -136,16 +88,7 @@
         <w:pStyle w:val="ListBullet"/>
       </w:pPr>
       <w:r>
-        <w:t xml:space="preserve">Materiell </w:t>
-      </w:r>
-      <w:r>
-        <w:rPr>
-          <w:b/>
-        </w:rPr>
-        <w:t>innerhalb eines Jahres nach Beendigung des Vertragsverhältnisses</w:t>
-      </w:r>
-      <w:r>
-        <w:t xml:space="preserve"> geltend zu machen, § 89b Abs. 4 Satz 2 HGB.</w:t>
+        <w:t>Materiell innerhalb eines Jahres nach Beendigung des Vertragsverhältnisses geltend zu machen, Paragraf  89b Abs. 4 Satz 2 HGB.</w:t>
       </w:r>
     </w:p>
     <w:p>
@@ -187,16 +130,7 @@
         <w:pStyle w:val="ListBullet"/>
       </w:pPr>
       <w:r>
-        <w:t xml:space="preserve">Formerfordernis: Geltendmachung schriftlich, am besten per Einwurf-Einschreiben mit Rückschein; im Schreiben Höhe </w:t>
-      </w:r>
-      <w:r>
-        <w:rPr>
-          <w:b/>
-        </w:rPr>
-        <w:t>substantiieren</w:t>
-      </w:r>
-      <w:r>
-        <w:t xml:space="preserve"> (nicht nur "in noch zu beziffernder Höhe"), sonst Risiko der Unwirksamkeit nach BGH-Rechtsprechung — Az im Mandat live verifizieren.</w:t>
+        <w:t>Das Gesetz schreibt für die Geltendmachung innerhalb eines Jahres keine besondere Form und keine abschließende Bezifferung vor. Aus Beweisgründen ist ein eindeutiges Schreiben mit bezeichnetem Anspruch, Zugangsnachweis und gesonderter Berechnungsankündigung vorzubereiten.</w:t>
       </w:r>
     </w:p>
     <w:p>
@@ -204,7 +138,7 @@
         <w:pStyle w:val="ListBullet"/>
       </w:pPr>
       <w:r>
-        <w:t>Achtung Stornoreserve: Wird die Stornoreserve einbehalten, ist sie bei der § 89b-Berechnung auf Provisionsverluste anzurechnen — sonst Doppelabzug.</w:t>
+        <w:t>Achtung Stornoreserve: Wird die Stornoreserve einbehalten, ist sie bei der Paragraf  89b-Berechnung auf Provisionsverluste anzurechnen — sonst Doppelabzug.</w:t>
       </w:r>
     </w:p>
     <w:p>
@@ -212,10 +146,7 @@
         <w:pStyle w:val="Heading3"/>
       </w:pPr>
       <w:r>
-        <w:rPr>
-          <w:rFonts w:ascii="Times New Roman" w:hAnsi="Times New Roman"/>
-        </w:rPr>
-        <w:t>3. Buchauszug § 87c Abs. 2 HGB</w:t>
+        <w:t>3. Buchauszug Paragraf  87c Abs. 2 HGB</w:t>
       </w:r>
     </w:p>
     <w:p>
@@ -223,16 +154,7 @@
         <w:pStyle w:val="ListBullet"/>
       </w:pPr>
       <w:r>
-        <w:t xml:space="preserve">Anspruch auf Buchauszug entsteht </w:t>
-      </w:r>
-      <w:r>
-        <w:rPr>
-          <w:b/>
-        </w:rPr>
-        <w:t>mit jeder Provisionsabrechnung</w:t>
-      </w:r>
-      <w:r>
-        <w:t>. Verjährung nach § 195 BGB innerhalb von drei Jahren ab Schluss des Jahres, in dem der Anspruch entstanden ist und die Agentur Kenntnis erlangen musste.</w:t>
+        <w:t>Anspruch auf Buchauszug entsteht mit jeder Provisionsabrechnung. Verjährung nach Paragraf  195 BGB innerhalb von drei Jahren ab Schluss des Jahres, in dem der Anspruch entstanden ist und die Agentur Kenntnis erlangen musste.</w:t>
       </w:r>
     </w:p>
     <w:p>
@@ -257,16 +179,7 @@
         <w:pStyle w:val="ListBullet"/>
       </w:pPr>
       <w:r>
-        <w:t xml:space="preserve">Form: Schriftliches Verlangen genügt, aber wir empfehlen anwaltliches Schreiben mit Fristsetzung von zwei Wochen und Hinweis auf Klageandrohung; Klage ist nach BGH </w:t>
-      </w:r>
-      <w:r>
-        <w:rPr>
-          <w:b/>
-        </w:rPr>
-        <w:t>Stufenklage nach § 254 ZPO</w:t>
-      </w:r>
-      <w:r>
-        <w:t xml:space="preserve"> (erst Buchauszug, dann Auskunft, dann Leistung).</w:t>
+        <w:t>Form: Schriftliches Verlangen genügt, aber wir empfehlen anwaltliches Schreiben mit Fristsetzung von zwei Wochen und Hinweis auf Klageandrohung; Klage ist nach BGH Stufenklage nach Paragraf  254 ZPO (erst Buchauszug, dann Auskunft, dann Leistung).</w:t>
       </w:r>
     </w:p>
     <w:p>
@@ -274,10 +187,7 @@
         <w:pStyle w:val="Heading3"/>
       </w:pPr>
       <w:r>
-        <w:rPr>
-          <w:rFonts w:ascii="Times New Roman" w:hAnsi="Times New Roman"/>
-        </w:rPr>
-        <w:t>4. Wettbewerbsabrede § 90a HGB</w:t>
+        <w:t>4. Wettbewerbsabrede Paragraf  90a HGB</w:t>
       </w:r>
     </w:p>
     <w:p>
@@ -302,7 +212,7 @@
         <w:pStyle w:val="ListBullet"/>
       </w:pPr>
       <w:r>
-        <w:t>Im hiesigen Vertrag § 17 Abs. 3 ist eine Karenzentschädigung in Höhe von 50 % der Durchschnittsvergütung der letzten fünf Jahre vereinbart, befristet auf zwei Jahre.</w:t>
+        <w:t>Im hiesigen Vertrag Paragraf  17 Abs. 3 ist eine Karenzentschädigung in Höhe von 50 % der Durchschnittsvergütung der letzten fünf Jahre vereinbart, befristet auf zwei Jahre.</w:t>
       </w:r>
     </w:p>
     <w:p>
@@ -310,7 +220,7 @@
         <w:pStyle w:val="ListBullet"/>
       </w:pPr>
       <w:r>
-        <w:t>Geltendmachung: monatlich nach Vertragsende, jeweils zum Monatsersten. Nicht vergessen: bei Verzicht der Nordstern MedTech (§ 90a Abs. 2 HGB) entfällt der Anspruch bereits drei Monate später — Verzichtsschreiben aus Aktenstück 10 prüfen.</w:t>
+        <w:t>Geltendmachung: monatlich nach Vertragsende, jeweils zum Monatsersten. Nicht vergessen: bei Verzicht der Nordstern MedTech (Paragraf  90a Abs. 2 HGB) wird der Unternehmer mit Ablauf von sechs Monaten seit der Erklärung von der Entschädigungspflicht frei — Verzichtsschreiben aus Aktenstück 10 prüfen.</w:t>
       </w:r>
     </w:p>
     <w:p>
@@ -329,7 +239,7 @@
         <w:pStyle w:val="ListBullet"/>
       </w:pPr>
       <w:r>
-        <w:t>Provisionsforderungen aus laufender Tätigkeit: drei Jahre nach Schluss des Jahres, in dem der Anspruch entstanden ist und der Vertreter Kenntnis hatte (§ 195 BGB). Achtung Hemmung bei Vergleichsverhandlungen (§ 203 BGB).</w:t>
+        <w:t>Provisionsforderungen aus laufender Tätigkeit: drei Jahre nach Schluss des Jahres, in dem der Anspruch entstanden ist und der Vertreter Kenntnis hatte (Paragraf  195 BGB). Achtung Hemmung bei Vergleichsverhandlungen (Paragraf  203 BGB).</w:t>
       </w:r>
     </w:p>
     <w:p>
@@ -337,7 +247,7 @@
         <w:pStyle w:val="ListBullet"/>
       </w:pPr>
       <w:r>
-        <w:t>Aufwendungsersatz § 87d HGB: ebenfalls drei Jahre.</w:t>
+        <w:t>Aufwendungsersatz Paragraf  87d HGB: ebenfalls drei Jahre.</w:t>
       </w:r>
     </w:p>
     <w:p>
@@ -345,7 +255,7 @@
         <w:pStyle w:val="ListBullet"/>
       </w:pPr>
       <w:r>
-        <w:t>Schadensersatz aus § 280 BGB wegen vorenthaltener Abrechnungen: drei Jahre ab Kenntnis.</w:t>
+        <w:t>Schadensersatz aus Paragraf  280 BGB wegen vorenthaltener Abrechnungen: drei Jahre ab Kenntnis.</w:t>
       </w:r>
     </w:p>
     <w:p>
@@ -380,7 +290,7 @@
         <w:pStyle w:val="ListNumber"/>
       </w:pPr>
       <w:r>
-        <w:t>Geltendmachung § 89b HGB als bezifferten Anspruch vorbereiten; bis dahin als Sicherungserklärung "dem Grunde nach" anmelden, um Ausschlussfrist nicht zu reißen.</w:t>
+        <w:t>Geltendmachung Paragraf  89b HGB mit den verfügbaren Kunden- und Provisionsdaten vorbereiten und durch eindeutige Geltendmachung sichern, um Ausschlussfrist nicht zu reißen.</w:t>
       </w:r>
     </w:p>
     <w:p>
@@ -399,9 +309,48 @@
         <w:t>Fristenblatt im Kanzleisystem mit allen genannten Daten eintragen, mit Vorfrist zwei Wochen.</w:t>
       </w:r>
     </w:p>
+    <w:p>
+      <w:pPr>
+        <w:pStyle w:val="Heading1"/>
+      </w:pPr>
+      <w:r>
+        <w:t>Kontrollvermerk zur Fristenberechnung</w:t>
+      </w:r>
+    </w:p>
+    <w:p>
+      <w:pPr>
+        <w:pStyle w:val="Heading2"/>
+      </w:pPr>
+      <w:r>
+        <w:t>Kontrollquellen</w:t>
+      </w:r>
+    </w:p>
+    <w:p>
+      <w:r>
+        <w:t>Die Kündigungs-E-Mail vom 22. Mai 2026, der vollständige Vertrag einschließlich Paragraf 12, das Buchauszugsverlangen vom 25. Mai 2026 und sämtliche Provisionsabrechnungen werden als getrennte Fristauslöser erfasst. Der Kalender enthält Hauptfrist, zwei Vorfristen, verantwortlichen Bearbeiter und dokumentierte Zweitkontrolle.</w:t>
+      </w:r>
+    </w:p>
+    <w:p>
+      <w:r>
+        <w:t>Für den Buchauszug ist je Abrechnungszeitraum festzuhalten, wann eine abschließende Abrechnung zuging. Der bloße Geschäftsjahresbezug ersetzt den Zugangsnachweis nicht. Für die Wettbewerbsabrede sind Urkunde, Aushändigung, räumlicher und sachlicher Umfang sowie eine etwaige schriftliche Verzichtserklärung als eigene Prüffelder anzulegen.</w:t>
+      </w:r>
+    </w:p>
+    <w:p>
+      <w:pPr>
+        <w:pStyle w:val="Heading2"/>
+      </w:pPr>
+      <w:r>
+        <w:t>Postausgang</w:t>
+      </w:r>
+    </w:p>
+    <w:p>
+      <w:r>
+        <w:t>Das Sicherungsschreiben wird erst nach Abgleich der Gesellschaftsbezeichnung freigegeben. Versand vorgesehen über das Kanzleipostfach und zusätzlich per Einwurf-Einschreiben; Versandprotokoll, Sendungsnummer und Zustellstatus werden zur Akte genommen. Eine Berechnung wird ausdrücklich als vorläufig bezeichnet, solange der Buchauszug fehlt.</w:t>
+      </w:r>
+    </w:p>
     <w:sectPr>
       <w:pgSz w:w="11906" w:h="16838"/>
-      <w:pgMar w:top="1417" w:right="1417" w:bottom="1417" w:left="1417" w:header="720" w:footer="720" w:gutter="0"/>
+      <w:pgMar w:top="1247" w:right="1134" w:bottom="1020" w:left="1191" w:header="720" w:footer="720" w:gutter="0"/>
       <w:cols w:space="720"/>
       <w:docGrid w:linePitch="360"/>
     </w:sectPr>

--- a/testakten/handelsvertreterrecht-provisionsausgleich-nordstern-medtech/19-fristen-und-verjaehrung.docx
+++ b/testakten/handelsvertreterrecht-provisionsausgleich-nordstern-medtech/19-fristen-und-verjaehrung.docx
@@ -349,13 +349,100 @@
       </w:r>
     </w:p>
     <w:sectPr>
+      <w:headerReference w:type="default" r:id="rId9"/>
+      <w:footerReference w:type="default" r:id="rId10"/>
       <w:pgSz w:w="11906" w:h="16838"/>
-      <w:pgMar w:top="1247" w:right="1134" w:bottom="1020" w:left="1191" w:header="720" w:footer="720" w:gutter="0"/>
+      <w:pgMar w:top="1247" w:right="1134" w:bottom="1020" w:left="1191" w:header="680" w:footer="567" w:gutter="0"/>
       <w:cols w:space="720"/>
       <w:docGrid w:linePitch="360"/>
     </w:sectPr>
   </w:body>
 </w:document>
+</file>
+
+<file path=word/footer1.xml><?xml version="1.0" encoding="utf-8"?>
+<w:ftr xmlns:m="http://schemas.openxmlformats.org/officeDocument/2006/math" xmlns:mc="http://schemas.openxmlformats.org/markup-compatibility/2006" xmlns:mo="http://schemas.microsoft.com/office/mac/office/2008/main" xmlns:mv="urn:schemas-microsoft-com:mac:vml" xmlns:o="urn:schemas-microsoft-com:office:office" xmlns:r="http://schemas.openxmlformats.org/officeDocument/2006/relationships" xmlns:v="urn:schemas-microsoft-com:vml" xmlns:w10="urn:schemas-microsoft-com:office:word" xmlns:w14="http://schemas.microsoft.com/office/word/2010/wordml" xmlns:w="http://schemas.openxmlformats.org/wordprocessingml/2006/main" xmlns:wne="http://schemas.microsoft.com/office/word/2006/wordml" xmlns:wp14="http://schemas.microsoft.com/office/word/2010/wordprocessingDrawing" xmlns:wp="http://schemas.openxmlformats.org/drawingml/2006/wordprocessingDrawing" xmlns:wpc="http://schemas.microsoft.com/office/word/2010/wordprocessingCanvas" xmlns:wpg="http://schemas.microsoft.com/office/word/2010/wordprocessingGroup" xmlns:wpi="http://schemas.microsoft.com/office/word/2010/wordprocessingInk" xmlns:wps="http://schemas.microsoft.com/office/word/2010/wordprocessingShape" mc:Ignorable="w14 wp14">
+  <w:p>
+    <w:pPr>
+      <w:pStyle w:val="Footer"/>
+      <w:tabs>
+        <w:tab w:pos="9071" w:val="right"/>
+      </w:tabs>
+      <w:jc w:val="left"/>
+    </w:pPr>
+    <w:r>
+      <w:rPr>
+        <w:rFonts w:ascii="Times New Roman" w:hAnsi="Times New Roman"/>
+        <w:color w:val="6B6B66"/>
+        <w:sz w:val="16"/>
+      </w:rPr>
+    </w:r>
+    <w:r>
+      <w:rPr>
+        <w:rFonts w:ascii="Times New Roman" w:hAnsi="Times New Roman"/>
+        <w:color w:val="6B6B66"/>
+        <w:sz w:val="16"/>
+      </w:rPr>
+      <w:t>Altfeld Vertrieb GmbH</w:t>
+    </w:r>
+    <w:r>
+      <w:rPr>
+        <w:rFonts w:ascii="Times New Roman" w:hAnsi="Times New Roman"/>
+        <w:color w:val="6B6B66"/>
+        <w:sz w:val="16"/>
+      </w:rPr>
+      <w:tab/>
+      <w:t xml:space="preserve">Seite </w:t>
+    </w:r>
+    <w:r>
+      <w:rPr>
+        <w:rFonts w:ascii="Times New Roman" w:hAnsi="Times New Roman"/>
+        <w:color w:val="6B6B66"/>
+        <w:sz w:val="16"/>
+      </w:rPr>
+      <w:fldChar w:fldCharType="begin"/>
+      <w:instrText xml:space="preserve"> PAGE </w:instrText>
+      <w:fldChar w:fldCharType="end"/>
+    </w:r>
+  </w:p>
+</w:ftr>
+</file>
+
+<file path=word/header1.xml><?xml version="1.0" encoding="utf-8"?>
+<w:hdr xmlns:m="http://schemas.openxmlformats.org/officeDocument/2006/math" xmlns:mc="http://schemas.openxmlformats.org/markup-compatibility/2006" xmlns:mo="http://schemas.microsoft.com/office/mac/office/2008/main" xmlns:mv="urn:schemas-microsoft-com:mac:vml" xmlns:o="urn:schemas-microsoft-com:office:office" xmlns:r="http://schemas.openxmlformats.org/officeDocument/2006/relationships" xmlns:v="urn:schemas-microsoft-com:vml" xmlns:w10="urn:schemas-microsoft-com:office:word" xmlns:w14="http://schemas.microsoft.com/office/word/2010/wordml" xmlns:w="http://schemas.openxmlformats.org/wordprocessingml/2006/main" xmlns:wne="http://schemas.microsoft.com/office/word/2006/wordml" xmlns:wp14="http://schemas.microsoft.com/office/word/2010/wordprocessingDrawing" xmlns:wp="http://schemas.openxmlformats.org/drawingml/2006/wordprocessingDrawing" xmlns:wpc="http://schemas.microsoft.com/office/word/2010/wordprocessingCanvas" xmlns:wpg="http://schemas.microsoft.com/office/word/2010/wordprocessingGroup" xmlns:wpi="http://schemas.microsoft.com/office/word/2010/wordprocessingInk" xmlns:wps="http://schemas.microsoft.com/office/word/2010/wordprocessingShape" mc:Ignorable="w14 wp14">
+  <w:p>
+    <w:pPr>
+      <w:pStyle w:val="Header"/>
+      <w:jc w:val="left"/>
+    </w:pPr>
+    <w:r/>
+    <w:r>
+      <w:rPr>
+        <w:rFonts w:ascii="Times New Roman" w:hAnsi="Times New Roman"/>
+        <w:b/>
+        <w:color w:val="11555F"/>
+        <w:sz w:val="24"/>
+      </w:rPr>
+      <w:t>Altfeld Vertrieb GmbH</w:t>
+    </w:r>
+  </w:p>
+  <w:p>
+    <w:pPr>
+      <w:jc w:val="left"/>
+      <w:pBdr>
+        <w:bottom w:val="single" w:sz="6" w:space="2" w:color="11555F"/>
+      </w:pBdr>
+    </w:pPr>
+    <w:r>
+      <w:rPr>
+        <w:rFonts w:ascii="Times New Roman" w:hAnsi="Times New Roman"/>
+        <w:color w:val="6B6B66"/>
+        <w:sz w:val="16"/>
+      </w:rPr>
+      <w:t>Unternehmen</w:t>
+    </w:r>
+  </w:p>
+</w:hdr>
 </file>
 
 <file path=word/numbering.xml><?xml version="1.0" encoding="utf-8"?>
